--- a/ITC-VI-PO-002-05 CARTA COMPROMISO SERV. SOCIAL (1).docx
+++ b/ITC-VI-PO-002-05 CARTA COMPROMISO SERV. SOCIAL (1).docx
@@ -115,7 +115,35 @@
         <w:rPr>
           <w:rFonts w:ascii="Arial" w:eastAsia="Arial" w:hAnsi="Arial" w:cs="Arial"/>
         </w:rPr>
-        <w:t>Con el fin de dar cumplimiento a lo establecido en el Manual de Lineamientos TecNM en la Ley Reglamentaria del Artículo 5° Constitucional relativo a la Operación y Cumplimiento del ejercicio de profesiones, el (la) suscrito (a):</w:t>
+        <w:t xml:space="preserve">Con el fin de dar cumplimiento a lo establecido en el Manual de Lineamientos </w:t>
+      </w:r>
+      <w:proofErr w:type="spellStart"/>
+      <w:r>
+        <w:rPr>
+          <w:rFonts w:ascii="Arial" w:eastAsia="Arial" w:hAnsi="Arial" w:cs="Arial"/>
+        </w:rPr>
+        <w:t>TecNM</w:t>
+      </w:r>
+      <w:proofErr w:type="spellEnd"/>
+      <w:r>
+        <w:rPr>
+          <w:rFonts w:ascii="Arial" w:eastAsia="Arial" w:hAnsi="Arial" w:cs="Arial"/>
+        </w:rPr>
+        <w:t xml:space="preserve"> en la Ley Reglamentaria </w:t>
+      </w:r>
+      <w:proofErr w:type="gramStart"/>
+      <w:r>
+        <w:rPr>
+          <w:rFonts w:ascii="Arial" w:eastAsia="Arial" w:hAnsi="Arial" w:cs="Arial"/>
+        </w:rPr>
+        <w:t>del</w:t>
+      </w:r>
+      <w:proofErr w:type="gramEnd"/>
+      <w:r>
+        <w:rPr>
+          <w:rFonts w:ascii="Arial" w:eastAsia="Arial" w:hAnsi="Arial" w:cs="Arial"/>
+        </w:rPr>
+        <w:t xml:space="preserve"> Artículo 5° Constitucional relativo a la Operación y Cumplimiento del ejercicio de profesiones, el (la) suscrito (a):</w:t>
       </w:r>
     </w:p>
     <w:p>
@@ -355,13 +383,7 @@
         <w:rPr>
           <w:rFonts w:ascii="Arial" w:eastAsia="Arial" w:hAnsi="Arial" w:cs="Arial"/>
         </w:rPr>
-        <w:t xml:space="preserve"> FECHA</w:t>
-      </w:r>
-      <w:r>
-        <w:rPr>
-          <w:rFonts w:ascii="Arial" w:eastAsia="Arial" w:hAnsi="Arial" w:cs="Arial"/>
-        </w:rPr>
-        <w:t xml:space="preserve"> DE TERMINACIÓN: (11) </w:t>
+        <w:t xml:space="preserve"> FECHA DE TERMINACIÓN: (11) </w:t>
       </w:r>
     </w:p>
     <w:p>
@@ -384,19 +406,7 @@
         <w:rPr>
           <w:rFonts w:ascii="Arial" w:eastAsia="Arial" w:hAnsi="Arial" w:cs="Arial"/>
         </w:rPr>
-        <w:t>Me comprometo a realizar el Servicio Social acatando el reglamento del Tecnológico Nacional de México y llevar</w:t>
-      </w:r>
-      <w:r>
-        <w:rPr>
-          <w:rFonts w:ascii="Arial" w:eastAsia="Arial" w:hAnsi="Arial" w:cs="Arial"/>
-        </w:rPr>
-        <w:t>lo a cabo en el lugar y periodos manifestados, así como, a participar con mis conocimientos e iniciativa en las actividades que desempeñe, procurando dar una imagen positiva del Instituto Tecnológico en el organismo o dependencia oficial, de no hacerlo así</w:t>
-      </w:r>
-      <w:r>
-        <w:rPr>
-          <w:rFonts w:ascii="Arial" w:eastAsia="Arial" w:hAnsi="Arial" w:cs="Arial"/>
-        </w:rPr>
-        <w:t>, quedo enterado (a) de la cancelación respectiva, la cual procederá automáticamente.</w:t>
+        <w:t>Me comprometo a realizar el Servicio Social acatando el reglamento del Tecnológico Nacional de México y llevarlo a cabo en el lugar y periodos manifestados, así como, a participar con mis conocimientos e iniciativa en las actividades que desempeñe, procurando dar una imagen positiva del Instituto Tecnológico en el organismo o dependencia oficial, de no hacerlo así, quedo enterado (a) de la cancelación respectiva, la cual procederá automáticamente.</w:t>
       </w:r>
     </w:p>
     <w:p>
@@ -467,12 +477,16 @@
           <w:rFonts w:ascii="Arial" w:eastAsia="Arial" w:hAnsi="Arial" w:cs="Arial"/>
         </w:rPr>
       </w:pPr>
+      <w:proofErr w:type="gramStart"/>
       <w:r>
         <w:rPr>
           <w:rFonts w:ascii="Arial" w:eastAsia="Arial" w:hAnsi="Arial" w:cs="Arial"/>
         </w:rPr>
         <w:t>de</w:t>
       </w:r>
+      <w:bookmarkStart w:id="0" w:name="_GoBack"/>
+      <w:bookmarkEnd w:id="0"/>
+      <w:proofErr w:type="gramEnd"/>
     </w:p>
     <w:p>
       <w:pPr>
@@ -521,8 +535,6 @@
         </w:rPr>
         <w:t>_______________________</w:t>
       </w:r>
-      <w:bookmarkStart w:id="0" w:name="_GoBack"/>
-      <w:bookmarkEnd w:id="0"/>
     </w:p>
     <w:p>
       <w:pPr>
@@ -2898,7 +2910,7 @@
       <w:autoSpaceDN w:val="0"/>
       <w:adjustRightInd w:val="0"/>
       <w:spacing w:line="1" w:lineRule="atLeast"/>
-      <w:ind w:leftChars="-1" w:left="708" w:hangingChars="1" w:firstLine="708"/>
+      <w:ind w:leftChars="-1" w:left="708" w:hangingChars="1" w:hanging="1"/>
       <w:textDirection w:val="btLr"/>
       <w:textAlignment w:val="baseline"/>
       <w:outlineLvl w:val="1"/>
@@ -2991,7 +3003,7 @@
       <w:autoSpaceDN w:val="0"/>
       <w:adjustRightInd w:val="0"/>
       <w:spacing w:line="1" w:lineRule="atLeast"/>
-      <w:ind w:leftChars="-1" w:left="2127" w:hangingChars="1" w:firstLine="709"/>
+      <w:ind w:leftChars="-1" w:left="2127" w:hangingChars="1" w:hanging="1"/>
       <w:textDirection w:val="btLr"/>
       <w:textAlignment w:val="baseline"/>
       <w:outlineLvl w:val="5"/>
@@ -3042,7 +3054,7 @@
       <w:autoSpaceDN w:val="0"/>
       <w:adjustRightInd w:val="0"/>
       <w:spacing w:line="1" w:lineRule="atLeast"/>
-      <w:ind w:leftChars="-1" w:left="-1" w:hangingChars="1" w:firstLine="1418"/>
+      <w:ind w:leftChars="-1" w:left="-1" w:hangingChars="1" w:hanging="1"/>
       <w:textDirection w:val="btLr"/>
       <w:textAlignment w:val="baseline"/>
       <w:outlineLvl w:val="7"/>

--- a/ITC-VI-PO-002-05 CARTA COMPROMISO SERV. SOCIAL (1).docx
+++ b/ITC-VI-PO-002-05 CARTA COMPROMISO SERV. SOCIAL (1).docx
@@ -129,21 +129,7 @@
         <w:rPr>
           <w:rFonts w:ascii="Arial" w:eastAsia="Arial" w:hAnsi="Arial" w:cs="Arial"/>
         </w:rPr>
-        <w:t xml:space="preserve"> en la Ley Reglamentaria </w:t>
-      </w:r>
-      <w:proofErr w:type="gramStart"/>
-      <w:r>
-        <w:rPr>
-          <w:rFonts w:ascii="Arial" w:eastAsia="Arial" w:hAnsi="Arial" w:cs="Arial"/>
-        </w:rPr>
-        <w:t>del</w:t>
-      </w:r>
-      <w:proofErr w:type="gramEnd"/>
-      <w:r>
-        <w:rPr>
-          <w:rFonts w:ascii="Arial" w:eastAsia="Arial" w:hAnsi="Arial" w:cs="Arial"/>
-        </w:rPr>
-        <w:t xml:space="preserve"> Artículo 5° Constitucional relativo a la Operación y Cumplimiento del ejercicio de profesiones, el (la) suscrito (a):</w:t>
+        <w:t xml:space="preserve"> en la Ley Reglamentaria del Artículo 5° Constitucional relativo a la Operación y Cumplimiento del ejercicio de profesiones, el (la) suscrito (a):</w:t>
       </w:r>
     </w:p>
     <w:p>
@@ -477,1283 +463,119 @@
           <w:rFonts w:ascii="Arial" w:eastAsia="Arial" w:hAnsi="Arial" w:cs="Arial"/>
         </w:rPr>
       </w:pPr>
-      <w:proofErr w:type="gramStart"/>
       <w:r>
         <w:rPr>
           <w:rFonts w:ascii="Arial" w:eastAsia="Arial" w:hAnsi="Arial" w:cs="Arial"/>
         </w:rPr>
         <w:t>de</w:t>
       </w:r>
+    </w:p>
+    <w:p>
+      <w:pPr>
+        <w:ind w:left="851"/>
+        <w:jc w:val="center"/>
+        <w:rPr>
+          <w:rFonts w:ascii="Arial" w:eastAsia="Arial" w:hAnsi="Arial" w:cs="Arial"/>
+        </w:rPr>
+      </w:pPr>
+    </w:p>
+    <w:p>
+      <w:pPr>
+        <w:ind w:left="851"/>
+        <w:jc w:val="center"/>
+        <w:rPr>
+          <w:rFonts w:ascii="Arial" w:eastAsia="Arial" w:hAnsi="Arial" w:cs="Arial"/>
+        </w:rPr>
+      </w:pPr>
+      <w:r>
+        <w:rPr>
+          <w:rFonts w:ascii="Arial" w:eastAsia="Arial" w:hAnsi="Arial" w:cs="Arial"/>
+        </w:rPr>
+        <w:t>Conformidad</w:t>
+      </w:r>
+    </w:p>
+    <w:p>
+      <w:pPr>
+        <w:ind w:left="851"/>
+        <w:jc w:val="center"/>
+        <w:rPr>
+          <w:rFonts w:ascii="Arial" w:eastAsia="Arial" w:hAnsi="Arial" w:cs="Arial"/>
+        </w:rPr>
+      </w:pPr>
+    </w:p>
+    <w:p>
+      <w:pPr>
+        <w:ind w:left="851"/>
+        <w:jc w:val="center"/>
+        <w:rPr>
+          <w:rFonts w:ascii="Arial" w:eastAsia="Arial" w:hAnsi="Arial" w:cs="Arial"/>
+        </w:rPr>
+      </w:pPr>
+      <w:r>
+        <w:rPr>
+          <w:rFonts w:ascii="Arial" w:eastAsia="Arial" w:hAnsi="Arial" w:cs="Arial"/>
+        </w:rPr>
+        <w:t>_______________________</w:t>
+      </w:r>
+    </w:p>
+    <w:p>
+      <w:pPr>
+        <w:ind w:left="851"/>
+        <w:jc w:val="center"/>
+        <w:rPr>
+          <w:rFonts w:ascii="Arial" w:eastAsia="Arial" w:hAnsi="Arial" w:cs="Arial"/>
+        </w:rPr>
+      </w:pPr>
+      <w:r>
+        <w:rPr>
+          <w:rFonts w:ascii="Arial" w:eastAsia="Arial" w:hAnsi="Arial" w:cs="Arial"/>
+        </w:rPr>
+        <w:t>Firma del (la) estudiante (14)</w:t>
+      </w:r>
+    </w:p>
+    <w:p>
+      <w:pPr>
+        <w:rPr>
+          <w:rFonts w:ascii="Arial" w:eastAsia="Arial" w:hAnsi="Arial" w:cs="Arial"/>
+        </w:rPr>
+      </w:pPr>
+    </w:p>
+    <w:p>
+      <w:pPr>
+        <w:rPr>
+          <w:rFonts w:ascii="Arial" w:eastAsia="Arial" w:hAnsi="Arial" w:cs="Arial"/>
+        </w:rPr>
+      </w:pPr>
+    </w:p>
+    <w:p>
+      <w:pPr>
+        <w:rPr>
+          <w:rFonts w:ascii="Arial" w:eastAsia="Arial" w:hAnsi="Arial" w:cs="Arial"/>
+        </w:rPr>
+      </w:pPr>
+    </w:p>
+    <w:p>
+      <w:pPr>
+        <w:rPr>
+          <w:rFonts w:ascii="Arial" w:eastAsia="Arial" w:hAnsi="Arial" w:cs="Arial"/>
+        </w:rPr>
+      </w:pPr>
+    </w:p>
+    <w:p>
+      <w:pPr>
+        <w:rPr>
+          <w:rFonts w:ascii="Arial" w:eastAsia="Arial" w:hAnsi="Arial" w:cs="Arial"/>
+        </w:rPr>
+      </w:pPr>
+    </w:p>
+    <w:p>
+      <w:pPr>
+        <w:rPr>
+          <w:rFonts w:ascii="Arial" w:eastAsia="Arial" w:hAnsi="Arial" w:cs="Arial"/>
+        </w:rPr>
+      </w:pPr>
       <w:bookmarkStart w:id="0" w:name="_GoBack"/>
       <w:bookmarkEnd w:id="0"/>
-      <w:proofErr w:type="gramEnd"/>
-    </w:p>
-    <w:p>
-      <w:pPr>
-        <w:ind w:left="851"/>
-        <w:jc w:val="center"/>
-        <w:rPr>
-          <w:rFonts w:ascii="Arial" w:eastAsia="Arial" w:hAnsi="Arial" w:cs="Arial"/>
-        </w:rPr>
-      </w:pPr>
-    </w:p>
-    <w:p>
-      <w:pPr>
-        <w:ind w:left="851"/>
-        <w:jc w:val="center"/>
-        <w:rPr>
-          <w:rFonts w:ascii="Arial" w:eastAsia="Arial" w:hAnsi="Arial" w:cs="Arial"/>
-        </w:rPr>
-      </w:pPr>
-      <w:r>
-        <w:rPr>
-          <w:rFonts w:ascii="Arial" w:eastAsia="Arial" w:hAnsi="Arial" w:cs="Arial"/>
-        </w:rPr>
-        <w:t>Conformidad</w:t>
-      </w:r>
-    </w:p>
-    <w:p>
-      <w:pPr>
-        <w:ind w:left="851"/>
-        <w:jc w:val="center"/>
-        <w:rPr>
-          <w:rFonts w:ascii="Arial" w:eastAsia="Arial" w:hAnsi="Arial" w:cs="Arial"/>
-        </w:rPr>
-      </w:pPr>
-    </w:p>
-    <w:p>
-      <w:pPr>
-        <w:ind w:left="851"/>
-        <w:jc w:val="center"/>
-        <w:rPr>
-          <w:rFonts w:ascii="Arial" w:eastAsia="Arial" w:hAnsi="Arial" w:cs="Arial"/>
-        </w:rPr>
-      </w:pPr>
-      <w:r>
-        <w:rPr>
-          <w:rFonts w:ascii="Arial" w:eastAsia="Arial" w:hAnsi="Arial" w:cs="Arial"/>
-        </w:rPr>
-        <w:t>_______________________</w:t>
-      </w:r>
-    </w:p>
-    <w:p>
-      <w:pPr>
-        <w:ind w:left="851"/>
-        <w:jc w:val="center"/>
-        <w:rPr>
-          <w:rFonts w:ascii="Arial" w:eastAsia="Arial" w:hAnsi="Arial" w:cs="Arial"/>
-        </w:rPr>
-      </w:pPr>
-      <w:r>
-        <w:rPr>
-          <w:rFonts w:ascii="Arial" w:eastAsia="Arial" w:hAnsi="Arial" w:cs="Arial"/>
-        </w:rPr>
-        <w:t>Firma del (la) estudiante (14)</w:t>
-      </w:r>
-    </w:p>
-    <w:p>
-      <w:pPr>
-        <w:rPr>
-          <w:rFonts w:ascii="Arial" w:eastAsia="Arial" w:hAnsi="Arial" w:cs="Arial"/>
-        </w:rPr>
-      </w:pPr>
-    </w:p>
-    <w:p>
-      <w:pPr>
-        <w:rPr>
-          <w:rFonts w:ascii="Arial" w:eastAsia="Arial" w:hAnsi="Arial" w:cs="Arial"/>
-        </w:rPr>
-      </w:pPr>
-    </w:p>
-    <w:p>
-      <w:pPr>
-        <w:rPr>
-          <w:rFonts w:ascii="Arial" w:eastAsia="Arial" w:hAnsi="Arial" w:cs="Arial"/>
-        </w:rPr>
-      </w:pPr>
-    </w:p>
-    <w:p>
-      <w:pPr>
-        <w:rPr>
-          <w:rFonts w:ascii="Arial" w:eastAsia="Arial" w:hAnsi="Arial" w:cs="Arial"/>
-        </w:rPr>
-      </w:pPr>
-    </w:p>
-    <w:p>
-      <w:pPr>
-        <w:rPr>
-          <w:rFonts w:ascii="Arial" w:eastAsia="Arial" w:hAnsi="Arial" w:cs="Arial"/>
-        </w:rPr>
-      </w:pPr>
-    </w:p>
-    <w:p>
-      <w:pPr>
-        <w:rPr>
-          <w:rFonts w:ascii="Arial" w:eastAsia="Arial" w:hAnsi="Arial" w:cs="Arial"/>
-        </w:rPr>
-      </w:pPr>
-    </w:p>
-    <w:p>
-      <w:pPr>
-        <w:rPr>
-          <w:rFonts w:ascii="Arial" w:eastAsia="Arial" w:hAnsi="Arial" w:cs="Arial"/>
-        </w:rPr>
-      </w:pPr>
-    </w:p>
-    <w:p>
-      <w:pPr>
-        <w:jc w:val="center"/>
-        <w:rPr>
-          <w:rFonts w:ascii="Arial" w:eastAsia="Arial" w:hAnsi="Arial" w:cs="Arial"/>
-        </w:rPr>
-      </w:pPr>
-    </w:p>
-    <w:p>
-      <w:pPr>
-        <w:jc w:val="center"/>
-        <w:rPr>
-          <w:rFonts w:ascii="Arial" w:eastAsia="Arial" w:hAnsi="Arial" w:cs="Arial"/>
-        </w:rPr>
-      </w:pPr>
-    </w:p>
-    <w:p>
-      <w:pPr>
-        <w:jc w:val="center"/>
-        <w:rPr>
-          <w:rFonts w:ascii="Arial" w:eastAsia="Arial" w:hAnsi="Arial" w:cs="Arial"/>
-        </w:rPr>
-      </w:pPr>
-    </w:p>
-    <w:p>
-      <w:pPr>
-        <w:jc w:val="center"/>
-        <w:rPr>
-          <w:rFonts w:ascii="Arial" w:eastAsia="Arial" w:hAnsi="Arial" w:cs="Arial"/>
-        </w:rPr>
-      </w:pPr>
-    </w:p>
-    <w:p>
-      <w:pPr>
-        <w:jc w:val="center"/>
-        <w:rPr>
-          <w:rFonts w:ascii="Arial" w:eastAsia="Arial" w:hAnsi="Arial" w:cs="Arial"/>
-          <w:sz w:val="24"/>
-          <w:szCs w:val="24"/>
-        </w:rPr>
-      </w:pPr>
-      <w:r>
-        <w:rPr>
-          <w:rFonts w:ascii="Arial" w:eastAsia="Arial" w:hAnsi="Arial" w:cs="Arial"/>
-          <w:b/>
-          <w:bCs/>
-          <w:sz w:val="24"/>
-          <w:szCs w:val="24"/>
-        </w:rPr>
-        <w:t>INSTRUCTIVO DE LLENADO</w:t>
-      </w:r>
-    </w:p>
-    <w:p>
-      <w:pPr>
-        <w:jc w:val="right"/>
-        <w:rPr>
-          <w:rFonts w:ascii="Arial" w:eastAsia="Arial" w:hAnsi="Arial" w:cs="Arial"/>
-        </w:rPr>
-      </w:pPr>
-    </w:p>
-    <w:tbl>
-      <w:tblPr>
-        <w:tblStyle w:val="a"/>
-        <w:tblW w:w="10044" w:type="dxa"/>
-        <w:tblInd w:w="0" w:type="dxa"/>
-        <w:tblBorders>
-          <w:top w:val="single" w:sz="4" w:space="0" w:color="000000"/>
-          <w:left w:val="single" w:sz="4" w:space="0" w:color="000000"/>
-          <w:bottom w:val="single" w:sz="4" w:space="0" w:color="000000"/>
-          <w:right w:val="single" w:sz="4" w:space="0" w:color="000000"/>
-          <w:insideH w:val="single" w:sz="4" w:space="0" w:color="000000"/>
-          <w:insideV w:val="single" w:sz="4" w:space="0" w:color="000000"/>
-        </w:tblBorders>
-        <w:tblLayout w:type="fixed"/>
-        <w:tblLook w:val="0000" w:firstRow="0" w:lastRow="0" w:firstColumn="0" w:lastColumn="0" w:noHBand="0" w:noVBand="0"/>
-      </w:tblPr>
-      <w:tblGrid>
-        <w:gridCol w:w="1844"/>
-        <w:gridCol w:w="8200"/>
-      </w:tblGrid>
-      <w:tr>
-        <w:tc>
-          <w:tcPr>
-            <w:tcW w:w="1844" w:type="dxa"/>
-          </w:tcPr>
-          <w:p>
-            <w:pPr>
-              <w:pBdr>
-                <w:top w:val="nil"/>
-                <w:left w:val="nil"/>
-                <w:bottom w:val="nil"/>
-                <w:right w:val="nil"/>
-                <w:between w:val="nil"/>
-              </w:pBdr>
-              <w:tabs>
-                <w:tab w:val="center" w:pos="4419"/>
-                <w:tab w:val="right" w:pos="8838"/>
-                <w:tab w:val="left" w:pos="851"/>
-              </w:tabs>
-              <w:jc w:val="center"/>
-              <w:rPr>
-                <w:rFonts w:ascii="Arial" w:eastAsia="Arial" w:hAnsi="Arial" w:cs="Arial"/>
-                <w:color w:val="000000"/>
-                <w:sz w:val="24"/>
-                <w:szCs w:val="24"/>
-              </w:rPr>
-            </w:pPr>
-            <w:r>
-              <w:rPr>
-                <w:rFonts w:ascii="Arial" w:eastAsia="Arial" w:hAnsi="Arial" w:cs="Arial"/>
-                <w:b/>
-                <w:bCs/>
-                <w:color w:val="000000"/>
-                <w:sz w:val="24"/>
-                <w:szCs w:val="24"/>
-              </w:rPr>
-              <w:t>NÚMERO</w:t>
-            </w:r>
-          </w:p>
-        </w:tc>
-        <w:tc>
-          <w:tcPr>
-            <w:tcW w:w="8200" w:type="dxa"/>
-          </w:tcPr>
-          <w:p>
-            <w:pPr>
-              <w:pBdr>
-                <w:top w:val="nil"/>
-                <w:left w:val="nil"/>
-                <w:bottom w:val="nil"/>
-                <w:right w:val="nil"/>
-                <w:between w:val="nil"/>
-              </w:pBdr>
-              <w:tabs>
-                <w:tab w:val="center" w:pos="4419"/>
-                <w:tab w:val="right" w:pos="8838"/>
-                <w:tab w:val="left" w:pos="851"/>
-              </w:tabs>
-              <w:jc w:val="center"/>
-              <w:rPr>
-                <w:rFonts w:ascii="Arial" w:eastAsia="Arial" w:hAnsi="Arial" w:cs="Arial"/>
-                <w:color w:val="000000"/>
-                <w:sz w:val="24"/>
-                <w:szCs w:val="24"/>
-              </w:rPr>
-            </w:pPr>
-            <w:r>
-              <w:rPr>
-                <w:rFonts w:ascii="Arial" w:eastAsia="Arial" w:hAnsi="Arial" w:cs="Arial"/>
-                <w:b/>
-                <w:bCs/>
-                <w:color w:val="000000"/>
-                <w:sz w:val="24"/>
-                <w:szCs w:val="24"/>
-              </w:rPr>
-              <w:t>DESCRIPCIÓN</w:t>
-            </w:r>
-          </w:p>
-        </w:tc>
-      </w:tr>
-      <w:tr>
-        <w:tc>
-          <w:tcPr>
-            <w:tcW w:w="1844" w:type="dxa"/>
-          </w:tcPr>
-          <w:p>
-            <w:pPr>
-              <w:pBdr>
-                <w:top w:val="nil"/>
-                <w:left w:val="nil"/>
-                <w:bottom w:val="nil"/>
-                <w:right w:val="nil"/>
-                <w:between w:val="nil"/>
-              </w:pBdr>
-              <w:tabs>
-                <w:tab w:val="center" w:pos="4419"/>
-                <w:tab w:val="right" w:pos="8838"/>
-                <w:tab w:val="left" w:pos="851"/>
-              </w:tabs>
-              <w:ind w:left="214"/>
-              <w:jc w:val="center"/>
-              <w:rPr>
-                <w:rFonts w:ascii="Arial" w:eastAsia="Arial" w:hAnsi="Arial" w:cs="Arial"/>
-                <w:color w:val="000000"/>
-              </w:rPr>
-            </w:pPr>
-            <w:r>
-              <w:rPr>
-                <w:rFonts w:ascii="Arial" w:eastAsia="Arial" w:hAnsi="Arial" w:cs="Arial"/>
-                <w:color w:val="000000"/>
-              </w:rPr>
-              <w:t>1</w:t>
-            </w:r>
-          </w:p>
-        </w:tc>
-        <w:tc>
-          <w:tcPr>
-            <w:tcW w:w="8200" w:type="dxa"/>
-          </w:tcPr>
-          <w:p>
-            <w:pPr>
-              <w:pBdr>
-                <w:top w:val="nil"/>
-                <w:left w:val="nil"/>
-                <w:bottom w:val="nil"/>
-                <w:right w:val="nil"/>
-                <w:between w:val="nil"/>
-              </w:pBdr>
-              <w:tabs>
-                <w:tab w:val="center" w:pos="4419"/>
-                <w:tab w:val="right" w:pos="8838"/>
-                <w:tab w:val="left" w:pos="851"/>
-              </w:tabs>
-              <w:rPr>
-                <w:rFonts w:ascii="Arial" w:eastAsia="Arial" w:hAnsi="Arial" w:cs="Arial"/>
-                <w:color w:val="000000"/>
-              </w:rPr>
-            </w:pPr>
-            <w:r>
-              <w:rPr>
-                <w:rFonts w:ascii="Arial" w:eastAsia="Arial" w:hAnsi="Arial" w:cs="Arial"/>
-                <w:color w:val="000000"/>
-              </w:rPr>
-              <w:t>Anotará el nombre completo del (a) prestante de Servicio Social.</w:t>
-            </w:r>
-          </w:p>
-        </w:tc>
-      </w:tr>
-      <w:tr>
-        <w:tc>
-          <w:tcPr>
-            <w:tcW w:w="1844" w:type="dxa"/>
-          </w:tcPr>
-          <w:p>
-            <w:pPr>
-              <w:pBdr>
-                <w:top w:val="nil"/>
-                <w:left w:val="nil"/>
-                <w:bottom w:val="nil"/>
-                <w:right w:val="nil"/>
-                <w:between w:val="nil"/>
-              </w:pBdr>
-              <w:tabs>
-                <w:tab w:val="center" w:pos="4419"/>
-                <w:tab w:val="right" w:pos="8838"/>
-                <w:tab w:val="left" w:pos="851"/>
-              </w:tabs>
-              <w:ind w:left="214"/>
-              <w:jc w:val="center"/>
-              <w:rPr>
-                <w:rFonts w:ascii="Arial" w:eastAsia="Arial" w:hAnsi="Arial" w:cs="Arial"/>
-                <w:color w:val="000000"/>
-              </w:rPr>
-            </w:pPr>
-            <w:r>
-              <w:rPr>
-                <w:rFonts w:ascii="Arial" w:eastAsia="Arial" w:hAnsi="Arial" w:cs="Arial"/>
-                <w:color w:val="000000"/>
-              </w:rPr>
-              <w:t>2</w:t>
-            </w:r>
-          </w:p>
-        </w:tc>
-        <w:tc>
-          <w:tcPr>
-            <w:tcW w:w="8200" w:type="dxa"/>
-          </w:tcPr>
-          <w:p>
-            <w:pPr>
-              <w:pBdr>
-                <w:top w:val="nil"/>
-                <w:left w:val="nil"/>
-                <w:bottom w:val="nil"/>
-                <w:right w:val="nil"/>
-                <w:between w:val="nil"/>
-              </w:pBdr>
-              <w:tabs>
-                <w:tab w:val="center" w:pos="4419"/>
-                <w:tab w:val="right" w:pos="8838"/>
-                <w:tab w:val="left" w:pos="851"/>
-              </w:tabs>
-              <w:rPr>
-                <w:rFonts w:ascii="Arial" w:eastAsia="Arial" w:hAnsi="Arial" w:cs="Arial"/>
-                <w:color w:val="000000"/>
-              </w:rPr>
-            </w:pPr>
-            <w:r>
-              <w:rPr>
-                <w:rFonts w:ascii="Arial" w:eastAsia="Arial" w:hAnsi="Arial" w:cs="Arial"/>
-                <w:color w:val="000000"/>
-              </w:rPr>
-              <w:t>Anotará el número de control del (la) estudiante.</w:t>
-            </w:r>
-          </w:p>
-        </w:tc>
-      </w:tr>
-      <w:tr>
-        <w:tc>
-          <w:tcPr>
-            <w:tcW w:w="1844" w:type="dxa"/>
-          </w:tcPr>
-          <w:p>
-            <w:pPr>
-              <w:pBdr>
-                <w:top w:val="nil"/>
-                <w:left w:val="nil"/>
-                <w:bottom w:val="nil"/>
-                <w:right w:val="nil"/>
-                <w:between w:val="nil"/>
-              </w:pBdr>
-              <w:tabs>
-                <w:tab w:val="center" w:pos="4419"/>
-                <w:tab w:val="right" w:pos="8838"/>
-                <w:tab w:val="left" w:pos="851"/>
-              </w:tabs>
-              <w:ind w:left="214"/>
-              <w:jc w:val="center"/>
-              <w:rPr>
-                <w:rFonts w:ascii="Arial" w:eastAsia="Arial" w:hAnsi="Arial" w:cs="Arial"/>
-                <w:color w:val="000000"/>
-              </w:rPr>
-            </w:pPr>
-            <w:r>
-              <w:rPr>
-                <w:rFonts w:ascii="Arial" w:eastAsia="Arial" w:hAnsi="Arial" w:cs="Arial"/>
-                <w:color w:val="000000"/>
-              </w:rPr>
-              <w:t>3</w:t>
-            </w:r>
-          </w:p>
-        </w:tc>
-        <w:tc>
-          <w:tcPr>
-            <w:tcW w:w="8200" w:type="dxa"/>
-          </w:tcPr>
-          <w:p>
-            <w:pPr>
-              <w:pBdr>
-                <w:top w:val="nil"/>
-                <w:left w:val="nil"/>
-                <w:bottom w:val="nil"/>
-                <w:right w:val="nil"/>
-                <w:between w:val="nil"/>
-              </w:pBdr>
-              <w:tabs>
-                <w:tab w:val="center" w:pos="4419"/>
-                <w:tab w:val="right" w:pos="8838"/>
-                <w:tab w:val="left" w:pos="851"/>
-              </w:tabs>
-              <w:rPr>
-                <w:rFonts w:ascii="Arial" w:eastAsia="Arial" w:hAnsi="Arial" w:cs="Arial"/>
-                <w:color w:val="000000"/>
-              </w:rPr>
-            </w:pPr>
-            <w:r>
-              <w:rPr>
-                <w:rFonts w:ascii="Arial" w:eastAsia="Arial" w:hAnsi="Arial" w:cs="Arial"/>
-                <w:color w:val="000000"/>
-              </w:rPr>
-              <w:t>Anotará el domicilio del (la) prestante de Servicio Social.</w:t>
-            </w:r>
-          </w:p>
-        </w:tc>
-      </w:tr>
-      <w:tr>
-        <w:tc>
-          <w:tcPr>
-            <w:tcW w:w="1844" w:type="dxa"/>
-          </w:tcPr>
-          <w:p>
-            <w:pPr>
-              <w:pBdr>
-                <w:top w:val="nil"/>
-                <w:left w:val="nil"/>
-                <w:bottom w:val="nil"/>
-                <w:right w:val="nil"/>
-                <w:between w:val="nil"/>
-              </w:pBdr>
-              <w:tabs>
-                <w:tab w:val="center" w:pos="4419"/>
-                <w:tab w:val="right" w:pos="8838"/>
-                <w:tab w:val="left" w:pos="851"/>
-              </w:tabs>
-              <w:ind w:left="214"/>
-              <w:jc w:val="center"/>
-              <w:rPr>
-                <w:rFonts w:ascii="Arial" w:eastAsia="Arial" w:hAnsi="Arial" w:cs="Arial"/>
-                <w:color w:val="000000"/>
-              </w:rPr>
-            </w:pPr>
-            <w:r>
-              <w:rPr>
-                <w:rFonts w:ascii="Arial" w:eastAsia="Arial" w:hAnsi="Arial" w:cs="Arial"/>
-                <w:color w:val="000000"/>
-              </w:rPr>
-              <w:t>4</w:t>
-            </w:r>
-          </w:p>
-        </w:tc>
-        <w:tc>
-          <w:tcPr>
-            <w:tcW w:w="8200" w:type="dxa"/>
-          </w:tcPr>
-          <w:p>
-            <w:pPr>
-              <w:pBdr>
-                <w:top w:val="nil"/>
-                <w:left w:val="nil"/>
-                <w:bottom w:val="nil"/>
-                <w:right w:val="nil"/>
-                <w:between w:val="nil"/>
-              </w:pBdr>
-              <w:tabs>
-                <w:tab w:val="center" w:pos="4419"/>
-                <w:tab w:val="right" w:pos="8838"/>
-                <w:tab w:val="left" w:pos="851"/>
-              </w:tabs>
-              <w:rPr>
-                <w:rFonts w:ascii="Arial" w:eastAsia="Arial" w:hAnsi="Arial" w:cs="Arial"/>
-                <w:color w:val="000000"/>
-              </w:rPr>
-            </w:pPr>
-            <w:r>
-              <w:rPr>
-                <w:rFonts w:ascii="Arial" w:eastAsia="Arial" w:hAnsi="Arial" w:cs="Arial"/>
-                <w:color w:val="000000"/>
-              </w:rPr>
-              <w:t>Anotará el teléfono particular del (la) prestante de Servicio Social.</w:t>
-            </w:r>
-          </w:p>
-        </w:tc>
-      </w:tr>
-      <w:tr>
-        <w:tc>
-          <w:tcPr>
-            <w:tcW w:w="1844" w:type="dxa"/>
-          </w:tcPr>
-          <w:p>
-            <w:pPr>
-              <w:pBdr>
-                <w:top w:val="nil"/>
-                <w:left w:val="nil"/>
-                <w:bottom w:val="nil"/>
-                <w:right w:val="nil"/>
-                <w:between w:val="nil"/>
-              </w:pBdr>
-              <w:tabs>
-                <w:tab w:val="center" w:pos="4419"/>
-                <w:tab w:val="right" w:pos="8838"/>
-                <w:tab w:val="left" w:pos="851"/>
-              </w:tabs>
-              <w:ind w:left="214"/>
-              <w:jc w:val="center"/>
-              <w:rPr>
-                <w:rFonts w:ascii="Arial" w:eastAsia="Arial" w:hAnsi="Arial" w:cs="Arial"/>
-                <w:color w:val="000000"/>
-              </w:rPr>
-            </w:pPr>
-            <w:r>
-              <w:rPr>
-                <w:rFonts w:ascii="Arial" w:eastAsia="Arial" w:hAnsi="Arial" w:cs="Arial"/>
-                <w:color w:val="000000"/>
-              </w:rPr>
-              <w:t>5</w:t>
-            </w:r>
-          </w:p>
-        </w:tc>
-        <w:tc>
-          <w:tcPr>
-            <w:tcW w:w="8200" w:type="dxa"/>
-          </w:tcPr>
-          <w:p>
-            <w:pPr>
-              <w:pBdr>
-                <w:top w:val="nil"/>
-                <w:left w:val="nil"/>
-                <w:bottom w:val="nil"/>
-                <w:right w:val="nil"/>
-                <w:between w:val="nil"/>
-              </w:pBdr>
-              <w:tabs>
-                <w:tab w:val="center" w:pos="4419"/>
-                <w:tab w:val="right" w:pos="8838"/>
-                <w:tab w:val="left" w:pos="851"/>
-              </w:tabs>
-              <w:rPr>
-                <w:rFonts w:ascii="Arial" w:eastAsia="Arial" w:hAnsi="Arial" w:cs="Arial"/>
-                <w:color w:val="000000"/>
-              </w:rPr>
-            </w:pPr>
-            <w:r>
-              <w:rPr>
-                <w:rFonts w:ascii="Arial" w:eastAsia="Arial" w:hAnsi="Arial" w:cs="Arial"/>
-                <w:color w:val="000000"/>
-              </w:rPr>
-              <w:t>Anotará el nombre de la carrera en la que se encuentra inscrito el (la) prestante de Servicio Social.</w:t>
-            </w:r>
-          </w:p>
-        </w:tc>
-      </w:tr>
-      <w:tr>
-        <w:tc>
-          <w:tcPr>
-            <w:tcW w:w="1844" w:type="dxa"/>
-          </w:tcPr>
-          <w:p>
-            <w:pPr>
-              <w:pBdr>
-                <w:top w:val="nil"/>
-                <w:left w:val="nil"/>
-                <w:bottom w:val="nil"/>
-                <w:right w:val="nil"/>
-                <w:between w:val="nil"/>
-              </w:pBdr>
-              <w:tabs>
-                <w:tab w:val="center" w:pos="4419"/>
-                <w:tab w:val="right" w:pos="8838"/>
-                <w:tab w:val="left" w:pos="851"/>
-              </w:tabs>
-              <w:ind w:left="214"/>
-              <w:jc w:val="center"/>
-              <w:rPr>
-                <w:rFonts w:ascii="Arial" w:eastAsia="Arial" w:hAnsi="Arial" w:cs="Arial"/>
-                <w:color w:val="000000"/>
-              </w:rPr>
-            </w:pPr>
-            <w:r>
-              <w:rPr>
-                <w:rFonts w:ascii="Arial" w:eastAsia="Arial" w:hAnsi="Arial" w:cs="Arial"/>
-                <w:color w:val="000000"/>
-              </w:rPr>
-              <w:t>6</w:t>
-            </w:r>
-          </w:p>
-        </w:tc>
-        <w:tc>
-          <w:tcPr>
-            <w:tcW w:w="8200" w:type="dxa"/>
-          </w:tcPr>
-          <w:p>
-            <w:pPr>
-              <w:pBdr>
-                <w:top w:val="nil"/>
-                <w:left w:val="nil"/>
-                <w:bottom w:val="nil"/>
-                <w:right w:val="nil"/>
-                <w:between w:val="nil"/>
-              </w:pBdr>
-              <w:tabs>
-                <w:tab w:val="center" w:pos="4419"/>
-                <w:tab w:val="right" w:pos="8838"/>
-                <w:tab w:val="left" w:pos="851"/>
-              </w:tabs>
-              <w:rPr>
-                <w:rFonts w:ascii="Arial" w:eastAsia="Arial" w:hAnsi="Arial" w:cs="Arial"/>
-                <w:color w:val="000000"/>
-              </w:rPr>
-            </w:pPr>
-            <w:r>
-              <w:rPr>
-                <w:rFonts w:ascii="Arial" w:eastAsia="Arial" w:hAnsi="Arial" w:cs="Arial"/>
-                <w:color w:val="000000"/>
-              </w:rPr>
-              <w:t>Anotará el semestre en que se  encuentra actualmente inscrito (a).</w:t>
-            </w:r>
-          </w:p>
-        </w:tc>
-      </w:tr>
-      <w:tr>
-        <w:tc>
-          <w:tcPr>
-            <w:tcW w:w="1844" w:type="dxa"/>
-          </w:tcPr>
-          <w:p>
-            <w:pPr>
-              <w:pBdr>
-                <w:top w:val="nil"/>
-                <w:left w:val="nil"/>
-                <w:bottom w:val="nil"/>
-                <w:right w:val="nil"/>
-                <w:between w:val="nil"/>
-              </w:pBdr>
-              <w:tabs>
-                <w:tab w:val="center" w:pos="4419"/>
-                <w:tab w:val="right" w:pos="8838"/>
-                <w:tab w:val="left" w:pos="851"/>
-              </w:tabs>
-              <w:ind w:left="214"/>
-              <w:jc w:val="center"/>
-              <w:rPr>
-                <w:rFonts w:ascii="Arial" w:eastAsia="Arial" w:hAnsi="Arial" w:cs="Arial"/>
-                <w:color w:val="000000"/>
-              </w:rPr>
-            </w:pPr>
-            <w:r>
-              <w:rPr>
-                <w:rFonts w:ascii="Arial" w:eastAsia="Arial" w:hAnsi="Arial" w:cs="Arial"/>
-                <w:color w:val="000000"/>
-              </w:rPr>
-              <w:t>7</w:t>
-            </w:r>
-          </w:p>
-        </w:tc>
-        <w:tc>
-          <w:tcPr>
-            <w:tcW w:w="8200" w:type="dxa"/>
-          </w:tcPr>
-          <w:p>
-            <w:pPr>
-              <w:pBdr>
-                <w:top w:val="nil"/>
-                <w:left w:val="nil"/>
-                <w:bottom w:val="nil"/>
-                <w:right w:val="nil"/>
-                <w:between w:val="nil"/>
-              </w:pBdr>
-              <w:tabs>
-                <w:tab w:val="center" w:pos="4419"/>
-                <w:tab w:val="right" w:pos="8838"/>
-                <w:tab w:val="left" w:pos="851"/>
-              </w:tabs>
-              <w:rPr>
-                <w:rFonts w:ascii="Arial" w:eastAsia="Arial" w:hAnsi="Arial" w:cs="Arial"/>
-                <w:color w:val="000000"/>
-              </w:rPr>
-            </w:pPr>
-            <w:r>
-              <w:rPr>
-                <w:rFonts w:ascii="Arial" w:eastAsia="Arial" w:hAnsi="Arial" w:cs="Arial"/>
-                <w:color w:val="000000"/>
-              </w:rPr>
-              <w:t>Anotará el nombre de la dependencia u organismo donde se encuentra el (la) estudiante prestando el Servicio Social.</w:t>
-            </w:r>
-          </w:p>
-        </w:tc>
-      </w:tr>
-      <w:tr>
-        <w:tc>
-          <w:tcPr>
-            <w:tcW w:w="1844" w:type="dxa"/>
-          </w:tcPr>
-          <w:p>
-            <w:pPr>
-              <w:pBdr>
-                <w:top w:val="nil"/>
-                <w:left w:val="nil"/>
-                <w:bottom w:val="nil"/>
-                <w:right w:val="nil"/>
-                <w:between w:val="nil"/>
-              </w:pBdr>
-              <w:tabs>
-                <w:tab w:val="center" w:pos="4419"/>
-                <w:tab w:val="right" w:pos="8838"/>
-                <w:tab w:val="left" w:pos="851"/>
-              </w:tabs>
-              <w:ind w:left="214"/>
-              <w:jc w:val="center"/>
-              <w:rPr>
-                <w:rFonts w:ascii="Arial" w:eastAsia="Arial" w:hAnsi="Arial" w:cs="Arial"/>
-                <w:color w:val="000000"/>
-              </w:rPr>
-            </w:pPr>
-            <w:r>
-              <w:rPr>
-                <w:rFonts w:ascii="Arial" w:eastAsia="Arial" w:hAnsi="Arial" w:cs="Arial"/>
-                <w:color w:val="000000"/>
-              </w:rPr>
-              <w:t>8</w:t>
-            </w:r>
-          </w:p>
-        </w:tc>
-        <w:tc>
-          <w:tcPr>
-            <w:tcW w:w="8200" w:type="dxa"/>
-          </w:tcPr>
-          <w:p>
-            <w:pPr>
-              <w:pBdr>
-                <w:top w:val="nil"/>
-                <w:left w:val="nil"/>
-                <w:bottom w:val="nil"/>
-                <w:right w:val="nil"/>
-                <w:between w:val="nil"/>
-              </w:pBdr>
-              <w:tabs>
-                <w:tab w:val="center" w:pos="4419"/>
-                <w:tab w:val="right" w:pos="8838"/>
-                <w:tab w:val="left" w:pos="851"/>
-              </w:tabs>
-              <w:rPr>
-                <w:rFonts w:ascii="Arial" w:eastAsia="Arial" w:hAnsi="Arial" w:cs="Arial"/>
-                <w:color w:val="000000"/>
-              </w:rPr>
-            </w:pPr>
-            <w:r>
-              <w:rPr>
-                <w:rFonts w:ascii="Arial" w:eastAsia="Arial" w:hAnsi="Arial" w:cs="Arial"/>
-                <w:color w:val="000000"/>
-              </w:rPr>
-              <w:t>Anotará el domicilio particular de la dependencia.</w:t>
-            </w:r>
-          </w:p>
-        </w:tc>
-      </w:tr>
-      <w:tr>
-        <w:tc>
-          <w:tcPr>
-            <w:tcW w:w="1844" w:type="dxa"/>
-          </w:tcPr>
-          <w:p>
-            <w:pPr>
-              <w:pBdr>
-                <w:top w:val="nil"/>
-                <w:left w:val="nil"/>
-                <w:bottom w:val="nil"/>
-                <w:right w:val="nil"/>
-                <w:between w:val="nil"/>
-              </w:pBdr>
-              <w:tabs>
-                <w:tab w:val="center" w:pos="4419"/>
-                <w:tab w:val="right" w:pos="8838"/>
-                <w:tab w:val="left" w:pos="851"/>
-              </w:tabs>
-              <w:ind w:left="214"/>
-              <w:jc w:val="center"/>
-              <w:rPr>
-                <w:rFonts w:ascii="Arial" w:eastAsia="Arial" w:hAnsi="Arial" w:cs="Arial"/>
-                <w:color w:val="000000"/>
-              </w:rPr>
-            </w:pPr>
-            <w:r>
-              <w:rPr>
-                <w:rFonts w:ascii="Arial" w:eastAsia="Arial" w:hAnsi="Arial" w:cs="Arial"/>
-                <w:color w:val="000000"/>
-              </w:rPr>
-              <w:t>9</w:t>
-            </w:r>
-          </w:p>
-        </w:tc>
-        <w:tc>
-          <w:tcPr>
-            <w:tcW w:w="8200" w:type="dxa"/>
-          </w:tcPr>
-          <w:p>
-            <w:pPr>
-              <w:pBdr>
-                <w:top w:val="nil"/>
-                <w:left w:val="nil"/>
-                <w:bottom w:val="nil"/>
-                <w:right w:val="nil"/>
-                <w:between w:val="nil"/>
-              </w:pBdr>
-              <w:tabs>
-                <w:tab w:val="center" w:pos="4419"/>
-                <w:tab w:val="right" w:pos="8838"/>
-                <w:tab w:val="left" w:pos="851"/>
-              </w:tabs>
-              <w:rPr>
-                <w:rFonts w:ascii="Arial" w:eastAsia="Arial" w:hAnsi="Arial" w:cs="Arial"/>
-                <w:color w:val="000000"/>
-              </w:rPr>
-            </w:pPr>
-            <w:r>
-              <w:rPr>
-                <w:rFonts w:ascii="Arial" w:eastAsia="Arial" w:hAnsi="Arial" w:cs="Arial"/>
-                <w:color w:val="000000"/>
-              </w:rPr>
-              <w:t>Anotará el nombre del responsable del programa del organismo.</w:t>
-            </w:r>
-          </w:p>
-        </w:tc>
-      </w:tr>
-      <w:tr>
-        <w:tc>
-          <w:tcPr>
-            <w:tcW w:w="1844" w:type="dxa"/>
-          </w:tcPr>
-          <w:p>
-            <w:pPr>
-              <w:pBdr>
-                <w:top w:val="nil"/>
-                <w:left w:val="nil"/>
-                <w:bottom w:val="nil"/>
-                <w:right w:val="nil"/>
-                <w:between w:val="nil"/>
-              </w:pBdr>
-              <w:tabs>
-                <w:tab w:val="center" w:pos="4419"/>
-                <w:tab w:val="right" w:pos="8838"/>
-                <w:tab w:val="left" w:pos="851"/>
-              </w:tabs>
-              <w:ind w:left="214"/>
-              <w:jc w:val="center"/>
-              <w:rPr>
-                <w:rFonts w:ascii="Arial" w:eastAsia="Arial" w:hAnsi="Arial" w:cs="Arial"/>
-                <w:color w:val="000000"/>
-              </w:rPr>
-            </w:pPr>
-            <w:r>
-              <w:rPr>
-                <w:rFonts w:ascii="Arial" w:eastAsia="Arial" w:hAnsi="Arial" w:cs="Arial"/>
-                <w:color w:val="000000"/>
-              </w:rPr>
-              <w:t>10</w:t>
-            </w:r>
-          </w:p>
-        </w:tc>
-        <w:tc>
-          <w:tcPr>
-            <w:tcW w:w="8200" w:type="dxa"/>
-          </w:tcPr>
-          <w:p>
-            <w:pPr>
-              <w:pBdr>
-                <w:top w:val="nil"/>
-                <w:left w:val="nil"/>
-                <w:bottom w:val="nil"/>
-                <w:right w:val="nil"/>
-                <w:between w:val="nil"/>
-              </w:pBdr>
-              <w:tabs>
-                <w:tab w:val="center" w:pos="4419"/>
-                <w:tab w:val="right" w:pos="8838"/>
-                <w:tab w:val="left" w:pos="851"/>
-              </w:tabs>
-              <w:rPr>
-                <w:rFonts w:ascii="Arial" w:eastAsia="Arial" w:hAnsi="Arial" w:cs="Arial"/>
-                <w:color w:val="000000"/>
-              </w:rPr>
-            </w:pPr>
-            <w:r>
-              <w:rPr>
-                <w:rFonts w:ascii="Arial" w:eastAsia="Arial" w:hAnsi="Arial" w:cs="Arial"/>
-                <w:color w:val="000000"/>
-              </w:rPr>
-              <w:t>Anotará la fecha en la que inicio el prestante el Servicio Social.</w:t>
-            </w:r>
-          </w:p>
-        </w:tc>
-      </w:tr>
-      <w:tr>
-        <w:tc>
-          <w:tcPr>
-            <w:tcW w:w="1844" w:type="dxa"/>
-          </w:tcPr>
-          <w:p>
-            <w:pPr>
-              <w:pBdr>
-                <w:top w:val="nil"/>
-                <w:left w:val="nil"/>
-                <w:bottom w:val="nil"/>
-                <w:right w:val="nil"/>
-                <w:between w:val="nil"/>
-              </w:pBdr>
-              <w:tabs>
-                <w:tab w:val="center" w:pos="4419"/>
-                <w:tab w:val="right" w:pos="8838"/>
-                <w:tab w:val="left" w:pos="851"/>
-              </w:tabs>
-              <w:ind w:left="214"/>
-              <w:jc w:val="center"/>
-              <w:rPr>
-                <w:rFonts w:ascii="Arial" w:eastAsia="Arial" w:hAnsi="Arial" w:cs="Arial"/>
-                <w:color w:val="000000"/>
-              </w:rPr>
-            </w:pPr>
-            <w:r>
-              <w:rPr>
-                <w:rFonts w:ascii="Arial" w:eastAsia="Arial" w:hAnsi="Arial" w:cs="Arial"/>
-                <w:color w:val="000000"/>
-              </w:rPr>
-              <w:t>11</w:t>
-            </w:r>
-          </w:p>
-        </w:tc>
-        <w:tc>
-          <w:tcPr>
-            <w:tcW w:w="8200" w:type="dxa"/>
-          </w:tcPr>
-          <w:p>
-            <w:pPr>
-              <w:pBdr>
-                <w:top w:val="nil"/>
-                <w:left w:val="nil"/>
-                <w:bottom w:val="nil"/>
-                <w:right w:val="nil"/>
-                <w:between w:val="nil"/>
-              </w:pBdr>
-              <w:tabs>
-                <w:tab w:val="center" w:pos="4419"/>
-                <w:tab w:val="right" w:pos="8838"/>
-                <w:tab w:val="left" w:pos="851"/>
-              </w:tabs>
-              <w:rPr>
-                <w:rFonts w:ascii="Arial" w:eastAsia="Arial" w:hAnsi="Arial" w:cs="Arial"/>
-                <w:color w:val="000000"/>
-              </w:rPr>
-            </w:pPr>
-            <w:r>
-              <w:rPr>
-                <w:rFonts w:ascii="Arial" w:eastAsia="Arial" w:hAnsi="Arial" w:cs="Arial"/>
-                <w:color w:val="000000"/>
-              </w:rPr>
-              <w:t>Anotará la fecha en la que se da por terminada la prestación del Servicio Social.</w:t>
-            </w:r>
-          </w:p>
-        </w:tc>
-      </w:tr>
-      <w:tr>
-        <w:tc>
-          <w:tcPr>
-            <w:tcW w:w="1844" w:type="dxa"/>
-          </w:tcPr>
-          <w:p>
-            <w:pPr>
-              <w:pBdr>
-                <w:top w:val="nil"/>
-                <w:left w:val="nil"/>
-                <w:bottom w:val="nil"/>
-                <w:right w:val="nil"/>
-                <w:between w:val="nil"/>
-              </w:pBdr>
-              <w:tabs>
-                <w:tab w:val="center" w:pos="4419"/>
-                <w:tab w:val="right" w:pos="8838"/>
-                <w:tab w:val="left" w:pos="851"/>
-              </w:tabs>
-              <w:ind w:left="214"/>
-              <w:jc w:val="center"/>
-              <w:rPr>
-                <w:rFonts w:ascii="Arial" w:eastAsia="Arial" w:hAnsi="Arial" w:cs="Arial"/>
-                <w:color w:val="000000"/>
-              </w:rPr>
-            </w:pPr>
-            <w:r>
-              <w:rPr>
-                <w:rFonts w:ascii="Arial" w:eastAsia="Arial" w:hAnsi="Arial" w:cs="Arial"/>
-                <w:color w:val="000000"/>
-              </w:rPr>
-              <w:t>12</w:t>
-            </w:r>
-          </w:p>
-        </w:tc>
-        <w:tc>
-          <w:tcPr>
-            <w:tcW w:w="8200" w:type="dxa"/>
-          </w:tcPr>
-          <w:p>
-            <w:pPr>
-              <w:pBdr>
-                <w:top w:val="nil"/>
-                <w:left w:val="nil"/>
-                <w:bottom w:val="nil"/>
-                <w:right w:val="nil"/>
-                <w:between w:val="nil"/>
-              </w:pBdr>
-              <w:tabs>
-                <w:tab w:val="center" w:pos="4419"/>
-                <w:tab w:val="right" w:pos="8838"/>
-                <w:tab w:val="left" w:pos="851"/>
-              </w:tabs>
-              <w:rPr>
-                <w:rFonts w:ascii="Arial" w:eastAsia="Arial" w:hAnsi="Arial" w:cs="Arial"/>
-                <w:color w:val="000000"/>
-              </w:rPr>
-            </w:pPr>
-            <w:r>
-              <w:rPr>
-                <w:rFonts w:ascii="Arial" w:eastAsia="Arial" w:hAnsi="Arial" w:cs="Arial"/>
-                <w:color w:val="000000"/>
-              </w:rPr>
-              <w:t>Anotará el nombre de la Ciudad en la cual se encuentra el Instituto Tecnológico.</w:t>
-            </w:r>
-          </w:p>
-        </w:tc>
-      </w:tr>
-      <w:tr>
-        <w:tc>
-          <w:tcPr>
-            <w:tcW w:w="1844" w:type="dxa"/>
-          </w:tcPr>
-          <w:p>
-            <w:pPr>
-              <w:pBdr>
-                <w:top w:val="nil"/>
-                <w:left w:val="nil"/>
-                <w:bottom w:val="nil"/>
-                <w:right w:val="nil"/>
-                <w:between w:val="nil"/>
-              </w:pBdr>
-              <w:tabs>
-                <w:tab w:val="center" w:pos="4419"/>
-                <w:tab w:val="right" w:pos="8838"/>
-                <w:tab w:val="left" w:pos="851"/>
-              </w:tabs>
-              <w:ind w:left="214"/>
-              <w:jc w:val="center"/>
-              <w:rPr>
-                <w:rFonts w:ascii="Arial" w:eastAsia="Arial" w:hAnsi="Arial" w:cs="Arial"/>
-                <w:color w:val="000000"/>
-              </w:rPr>
-            </w:pPr>
-            <w:r>
-              <w:rPr>
-                <w:rFonts w:ascii="Arial" w:eastAsia="Arial" w:hAnsi="Arial" w:cs="Arial"/>
-                <w:color w:val="000000"/>
-              </w:rPr>
-              <w:t>13</w:t>
-            </w:r>
-          </w:p>
-        </w:tc>
-        <w:tc>
-          <w:tcPr>
-            <w:tcW w:w="8200" w:type="dxa"/>
-          </w:tcPr>
-          <w:p>
-            <w:pPr>
-              <w:pBdr>
-                <w:top w:val="nil"/>
-                <w:left w:val="nil"/>
-                <w:bottom w:val="nil"/>
-                <w:right w:val="nil"/>
-                <w:between w:val="nil"/>
-              </w:pBdr>
-              <w:tabs>
-                <w:tab w:val="center" w:pos="4419"/>
-                <w:tab w:val="right" w:pos="8838"/>
-                <w:tab w:val="left" w:pos="851"/>
-              </w:tabs>
-              <w:rPr>
-                <w:rFonts w:ascii="Arial" w:eastAsia="Arial" w:hAnsi="Arial" w:cs="Arial"/>
-                <w:color w:val="000000"/>
-              </w:rPr>
-            </w:pPr>
-            <w:r>
-              <w:rPr>
-                <w:rFonts w:ascii="Arial" w:eastAsia="Arial" w:hAnsi="Arial" w:cs="Arial"/>
-                <w:color w:val="000000"/>
-              </w:rPr>
-              <w:t>Anotará el día, mes y año en que se firma esta carta compromiso.</w:t>
-            </w:r>
-          </w:p>
-        </w:tc>
-      </w:tr>
-      <w:tr>
-        <w:tc>
-          <w:tcPr>
-            <w:tcW w:w="1844" w:type="dxa"/>
-          </w:tcPr>
-          <w:p>
-            <w:pPr>
-              <w:pBdr>
-                <w:top w:val="nil"/>
-                <w:left w:val="nil"/>
-                <w:bottom w:val="nil"/>
-                <w:right w:val="nil"/>
-                <w:between w:val="nil"/>
-              </w:pBdr>
-              <w:tabs>
-                <w:tab w:val="center" w:pos="4419"/>
-                <w:tab w:val="right" w:pos="8838"/>
-                <w:tab w:val="left" w:pos="851"/>
-              </w:tabs>
-              <w:ind w:left="214"/>
-              <w:jc w:val="center"/>
-              <w:rPr>
-                <w:rFonts w:ascii="Arial" w:eastAsia="Arial" w:hAnsi="Arial" w:cs="Arial"/>
-                <w:color w:val="000000"/>
-              </w:rPr>
-            </w:pPr>
-            <w:r>
-              <w:rPr>
-                <w:rFonts w:ascii="Arial" w:eastAsia="Arial" w:hAnsi="Arial" w:cs="Arial"/>
-                <w:color w:val="000000"/>
-              </w:rPr>
-              <w:t>14</w:t>
-            </w:r>
-          </w:p>
-        </w:tc>
-        <w:tc>
-          <w:tcPr>
-            <w:tcW w:w="8200" w:type="dxa"/>
-          </w:tcPr>
-          <w:p>
-            <w:pPr>
-              <w:pBdr>
-                <w:top w:val="nil"/>
-                <w:left w:val="nil"/>
-                <w:bottom w:val="nil"/>
-                <w:right w:val="nil"/>
-                <w:between w:val="nil"/>
-              </w:pBdr>
-              <w:tabs>
-                <w:tab w:val="center" w:pos="4419"/>
-                <w:tab w:val="right" w:pos="8838"/>
-                <w:tab w:val="left" w:pos="851"/>
-              </w:tabs>
-              <w:rPr>
-                <w:rFonts w:ascii="Arial" w:eastAsia="Arial" w:hAnsi="Arial" w:cs="Arial"/>
-                <w:color w:val="000000"/>
-              </w:rPr>
-            </w:pPr>
-            <w:r>
-              <w:rPr>
-                <w:rFonts w:ascii="Arial" w:eastAsia="Arial" w:hAnsi="Arial" w:cs="Arial"/>
-                <w:color w:val="000000"/>
-              </w:rPr>
-              <w:t>Firma del interesado(a).</w:t>
-            </w:r>
-          </w:p>
-        </w:tc>
-      </w:tr>
-    </w:tbl>
-    <w:p>
-      <w:pPr>
-        <w:pBdr>
-          <w:top w:val="nil"/>
-          <w:left w:val="nil"/>
-          <w:bottom w:val="nil"/>
-          <w:right w:val="nil"/>
-          <w:between w:val="nil"/>
-        </w:pBdr>
-        <w:tabs>
-          <w:tab w:val="center" w:pos="4419"/>
-          <w:tab w:val="right" w:pos="8838"/>
-          <w:tab w:val="left" w:pos="851"/>
-        </w:tabs>
-        <w:jc w:val="center"/>
-        <w:rPr>
-          <w:rFonts w:ascii="Arial" w:eastAsia="Arial" w:hAnsi="Arial" w:cs="Arial"/>
-          <w:color w:val="000000"/>
-        </w:rPr>
-      </w:pPr>
-    </w:p>
-    <w:p>
-      <w:pPr>
-        <w:pBdr>
-          <w:top w:val="nil"/>
-          <w:left w:val="nil"/>
-          <w:bottom w:val="nil"/>
-          <w:right w:val="nil"/>
-          <w:between w:val="nil"/>
-        </w:pBdr>
-        <w:tabs>
-          <w:tab w:val="center" w:pos="4419"/>
-          <w:tab w:val="right" w:pos="8838"/>
-          <w:tab w:val="left" w:pos="851"/>
-        </w:tabs>
-        <w:jc w:val="center"/>
-        <w:rPr>
-          <w:rFonts w:ascii="Arial" w:eastAsia="Arial" w:hAnsi="Arial" w:cs="Arial"/>
-          <w:color w:val="000000"/>
-        </w:rPr>
-      </w:pPr>
     </w:p>
     <w:p>
       <w:pPr>
@@ -2366,7 +1188,7 @@
               <w:sz w:val="22"/>
               <w:szCs w:val="22"/>
             </w:rPr>
-            <w:t>2</w:t>
+            <w:t>1</w:t>
           </w:r>
           <w:r>
             <w:rPr>
@@ -2427,7 +1249,7 @@
               <w:sz w:val="22"/>
               <w:szCs w:val="22"/>
             </w:rPr>
-            <w:t>2</w:t>
+            <w:t>1</w:t>
           </w:r>
           <w:r>
             <w:rPr>
